--- a/FD03-EPIS-Informe Especificación Requerimientos.docx
+++ b/FD03-EPIS-Informe Especificación Requerimientos.docx
@@ -294,7 +294,55 @@
           <w:sz w:val="36"/>
           <w:szCs w:val="36"/>
         </w:rPr>
-        <w:t>“Sistema de Inteligencia de Negocios para el Análisis del Mercado Laboral Tecnológico</w:t>
+        <w:t>“</w:t>
+      </w:r>
+      <w:proofErr w:type="spellStart"/>
+      <w:r>
+        <w:rPr>
+          <w:rFonts w:ascii="Arial" w:hAnsi="Arial" w:cs="Arial"/>
+          <w:b/>
+          <w:iCs/>
+          <w:color w:val="000000"/>
+          <w:sz w:val="36"/>
+          <w:szCs w:val="36"/>
+        </w:rPr>
+        <w:t>JobForUS</w:t>
+      </w:r>
+      <w:proofErr w:type="spellEnd"/>
+      <w:r>
+        <w:rPr>
+          <w:rFonts w:ascii="Arial" w:hAnsi="Arial" w:cs="Arial"/>
+          <w:b/>
+          <w:iCs/>
+          <w:color w:val="000000"/>
+          <w:sz w:val="36"/>
+          <w:szCs w:val="36"/>
+        </w:rPr>
+        <w:t xml:space="preserve"> - </w:t>
+      </w:r>
+      <w:proofErr w:type="spellStart"/>
+      <w:r>
+        <w:rPr>
+          <w:rFonts w:ascii="Arial" w:hAnsi="Arial" w:cs="Arial"/>
+          <w:b/>
+          <w:iCs/>
+          <w:color w:val="000000"/>
+          <w:sz w:val="36"/>
+          <w:szCs w:val="36"/>
+        </w:rPr>
+        <w:t>Dashboard</w:t>
+      </w:r>
+      <w:proofErr w:type="spellEnd"/>
+      <w:r>
+        <w:rPr>
+          <w:rFonts w:ascii="Arial" w:hAnsi="Arial" w:cs="Arial"/>
+          <w:b/>
+          <w:iCs/>
+          <w:color w:val="000000"/>
+          <w:sz w:val="36"/>
+          <w:szCs w:val="36"/>
+        </w:rPr>
+        <w:t xml:space="preserve"> para el Análisis del Mercado Laboral Tecnológico</w:t>
       </w:r>
       <w:r>
         <w:rPr>
@@ -459,7 +507,6 @@
         </w:rPr>
         <w:t xml:space="preserve">. Patrick </w:t>
       </w:r>
-      <w:proofErr w:type="spellStart"/>
       <w:r>
         <w:rPr>
           <w:rFonts w:ascii="Arial" w:eastAsia="Times New Roman" w:hAnsi="Arial" w:cs="Arial"/>
@@ -467,9 +514,8 @@
           <w:szCs w:val="32"/>
           <w:lang w:eastAsia="es-PE"/>
         </w:rPr>
-        <w:t>Quadros</w:t>
+        <w:t>C</w:t>
       </w:r>
-      <w:proofErr w:type="spellEnd"/>
       <w:r>
         <w:rPr>
           <w:rFonts w:ascii="Arial" w:eastAsia="Times New Roman" w:hAnsi="Arial" w:cs="Arial"/>
@@ -477,7 +523,7 @@
           <w:szCs w:val="32"/>
           <w:lang w:eastAsia="es-PE"/>
         </w:rPr>
-        <w:t xml:space="preserve"> Quiroga</w:t>
+        <w:t>uadros Quiroga</w:t>
       </w:r>
       <w:bookmarkEnd w:id="1"/>
     </w:p>
@@ -1295,6 +1341,7 @@
           <w:lang w:val="es-PE"/>
         </w:rPr>
       </w:pPr>
+      <w:proofErr w:type="spellStart"/>
       <w:r>
         <w:rPr>
           <w:rFonts w:ascii="Times New Roman" w:hAnsi="Times New Roman"/>
@@ -1302,7 +1349,46 @@
           <w:color w:val="000000" w:themeColor="text1"/>
           <w:lang w:val="es-PE"/>
         </w:rPr>
-        <w:t xml:space="preserve">Sistema de Inteligencia de Negocios para el Análisis del Mercado Laboral Tecnológico </w:t>
+        <w:t>JobForUS</w:t>
+      </w:r>
+      <w:proofErr w:type="spellEnd"/>
+      <w:r>
+        <w:rPr>
+          <w:rFonts w:ascii="Times New Roman" w:hAnsi="Times New Roman"/>
+          <w:iCs/>
+          <w:color w:val="000000" w:themeColor="text1"/>
+          <w:lang w:val="es-PE"/>
+        </w:rPr>
+        <w:t xml:space="preserve"> - </w:t>
+      </w:r>
+      <w:proofErr w:type="spellStart"/>
+      <w:r>
+        <w:rPr>
+          <w:rFonts w:ascii="Times New Roman" w:hAnsi="Times New Roman"/>
+          <w:iCs/>
+          <w:color w:val="000000" w:themeColor="text1"/>
+          <w:lang w:val="es-PE"/>
+        </w:rPr>
+        <w:t>Dashboard</w:t>
+      </w:r>
+      <w:proofErr w:type="spellEnd"/>
+      <w:r>
+        <w:rPr>
+          <w:rFonts w:ascii="Times New Roman" w:hAnsi="Times New Roman"/>
+          <w:iCs/>
+          <w:color w:val="000000" w:themeColor="text1"/>
+          <w:lang w:val="es-PE"/>
+        </w:rPr>
+        <w:t xml:space="preserve"> para el Análisis del Mercado Laboral Tecnológico</w:t>
+      </w:r>
+      <w:r>
+        <w:rPr>
+          <w:rFonts w:ascii="Times New Roman" w:hAnsi="Times New Roman"/>
+          <w:iCs/>
+          <w:color w:val="000000" w:themeColor="text1"/>
+          <w:lang w:val="es-PE"/>
+        </w:rPr>
+        <w:t xml:space="preserve"> </w:t>
       </w:r>
       <w:r>
         <w:rPr>
